--- a/core/reportes/plantillas_certificados/plantilla_milagros.docx
+++ b/core/reportes/plantillas_certificados/plantilla_milagros.docx
@@ -8,7 +8,7 @@
       <w:footerReference w:type="default" r:id="rId11"/>
       <w:type w:val="continuous"/>
       <w:pgSz w:w="12240" w:h="15840"/>
-      <w:pgMar w:top="3600" w:right="1440" w:bottom="1120" w:left="1440" w:header="140" w:footer="922" w:gutter="0"/>
+      <w:pgMar w:top="2600" w:right="1440" w:bottom="1120" w:left="1440" w:header="140" w:footer="922" w:gutter="0"/>
       <w:pgNumType w:start="1"/>
       <w:cols w:space="720"/>
     </w:sectPr>
@@ -1027,59 +1027,7 @@
                     </wps:spPr>
                     <wps:txbx>
                       <w:txbxContent>
-                        <w:p>
-                          <w:pPr>
-                            <w:spacing w:line="306" w:lineRule="exact"/>
-                            <w:ind w:left="20"/>
-                            <w:rPr>
-                              <w:sz w:val="28"/>
-                            </w:rPr>
-                          </w:pPr>
-                          <w:r>
-                            <w:rPr>
-                              <w:sz w:val="28"/>
-                            </w:rPr>
-                            <w:t>Medellín,</w:t>
-                          </w:r>
-                          <w:r>
-                            <w:rPr>
-                              <w:spacing w:val="-10"/>
-                              <w:sz w:val="28"/>
-                            </w:rPr>
-                            <w:t xml:space="preserve"> </w:t>
-                          </w:r>
-                          <w:r>
-                            <w:rPr>
-                              <w:sz w:val="28"/>
-                            </w:rPr>
-                            <w:fldChar w:fldCharType="begin"/>
-                          </w:r>
-                          <w:r>
-                            <w:rPr>
-                              <w:sz w:val="28"/>
-                            </w:rPr>
-                            <w:instrText xml:space="preserve"> TIME \@ "d' de 'MMMM' de 'yyyy" </w:instrText>
-                          </w:r>
-                          <w:r>
-                            <w:rPr>
-                              <w:sz w:val="28"/>
-                            </w:rPr>
-                            <w:fldChar w:fldCharType="separate"/>
-                          </w:r>
-                          <w:r>
-                            <w:rPr>
-                              <w:noProof/>
-                              <w:sz w:val="28"/>
-                            </w:rPr>
-                            <w:t>6 de agosto de 2026</w:t>
-                          </w:r>
-                          <w:r>
-                            <w:rPr>
-                              <w:sz w:val="28"/>
-                            </w:rPr>
-                            <w:fldChar w:fldCharType="end"/>
-                          </w:r>
-                        </w:p>
+                        <w:p/>
                       </w:txbxContent>
                     </wps:txbx>
                     <wps:bodyPr wrap="square" lIns="0" tIns="0" rIns="0" bIns="0" rtlCol="0">
@@ -1106,59 +1054,7 @@
             <v:shape id="Textbox 4" o:spid="_x0000_s1032" type="#_x0000_t202" style="position:absolute;margin-left:98.9pt;margin-top:123.35pt;width:267.95pt;height:18.15pt;z-index:-251656192;visibility:visible;mso-wrap-style:square;mso-width-percent:0;mso-height-percent:0;mso-wrap-distance-left:0;mso-wrap-distance-top:0;mso-wrap-distance-right:0;mso-wrap-distance-bottom:0;mso-position-horizontal:absolute;mso-position-horizontal-relative:page;mso-position-vertical:absolute;mso-position-vertical-relative:page;mso-width-percent:0;mso-height-percent:0;mso-width-relative:margin;mso-height-relative:margin;v-text-anchor:top" o:gfxdata="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" filled="f" stroked="f">
               <v:textbox inset="0,0,0,0">
                 <w:txbxContent>
-                  <w:p>
-                    <w:pPr>
-                      <w:spacing w:line="306" w:lineRule="exact"/>
-                      <w:ind w:left="20"/>
-                      <w:rPr>
-                        <w:sz w:val="28"/>
-                      </w:rPr>
-                    </w:pPr>
-                    <w:r>
-                      <w:rPr>
-                        <w:sz w:val="28"/>
-                      </w:rPr>
-                      <w:t>Medellín,</w:t>
-                    </w:r>
-                    <w:r>
-                      <w:rPr>
-                        <w:spacing w:val="-10"/>
-                        <w:sz w:val="28"/>
-                      </w:rPr>
-                      <w:t xml:space="preserve"> </w:t>
-                    </w:r>
-                    <w:r>
-                      <w:rPr>
-                        <w:sz w:val="28"/>
-                      </w:rPr>
-                      <w:fldChar w:fldCharType="begin"/>
-                    </w:r>
-                    <w:r>
-                      <w:rPr>
-                        <w:sz w:val="28"/>
-                      </w:rPr>
-                      <w:instrText xml:space="preserve"> TIME \@ "d' de 'MMMM' de 'yyyy" </w:instrText>
-                    </w:r>
-                    <w:r>
-                      <w:rPr>
-                        <w:sz w:val="28"/>
-                      </w:rPr>
-                      <w:fldChar w:fldCharType="separate"/>
-                    </w:r>
-                    <w:r>
-                      <w:rPr>
-                        <w:noProof/>
-                        <w:sz w:val="28"/>
-                      </w:rPr>
-                      <w:t>6 de agosto de 2026</w:t>
-                    </w:r>
-                    <w:r>
-                      <w:rPr>
-                        <w:sz w:val="28"/>
-                      </w:rPr>
-                      <w:fldChar w:fldCharType="end"/>
-                    </w:r>
-                  </w:p>
+                  <w:p/>
                 </w:txbxContent>
               </v:textbox>
               <w10:wrap anchorx="page" anchory="page"/>
